--- a/templates/CMIS/HD-NSH-TCD.docx
+++ b/templates/CMIS/HD-NSH-TCD.docx
@@ -2460,7 +2460,22 @@
           <w:rFonts w:eastAsia="Calibri"/>
           <w:szCs w:val="24"/>
         </w:rPr>
-        <w:t>Theo Văn bản ủy quyền số: 1355/EVNSPC-TCN vào ngày 27/02/2026 của ông Nguyễn Phước Đức - Chức vụ Tổng Giám đốc Tổng công ty Điện lực Miền Nam TNHH</w:t>
+        <w:t>Theo Văn bản ủy quyền số: 1355/EVNSPC-TCN</w:t>
+      </w:r>
+      <w:r>
+        <w:rPr>
+          <w:rFonts w:eastAsia="Calibri"/>
+          <w:szCs w:val="24"/>
+          <w:lang w:val="en-US"/>
+        </w:rPr>
+        <w:t>S</w:t>
+      </w:r>
+      <w:r>
+        <w:rPr>
+          <w:rFonts w:eastAsia="Calibri"/>
+          <w:szCs w:val="24"/>
+        </w:rPr>
+        <w:t xml:space="preserve"> vào ngày 27/02/2026 của ông Nguyễn Phước Đức - Chức vụ Tổng Giám đốc Tổng công ty Điện lực Miền Nam TNHH</w:t>
       </w:r>
     </w:p>
     <w:p>
@@ -8748,15 +8763,7 @@
           <w:szCs w:val="24"/>
           <w:lang w:eastAsia="en-US"/>
         </w:rPr>
-        <w:t xml:space="preserve"> </w:t>
-      </w:r>
-      <w:r>
-        <w:rPr>
-          <w:rFonts w:eastAsia="Calibri"/>
-          <w:szCs w:val="24"/>
-          <w:lang w:eastAsia="en-US"/>
-        </w:rPr>
-        <w:t>và</w:t>
+        <w:t xml:space="preserve"> và</w:t>
       </w:r>
       <w:r>
         <w:rPr>
